--- a/SWT301_TranThanhGiaHuy_DE180571_Presentation/SWT301_TranThanhGiaHuy_DE180571_Presentation.docx
+++ b/SWT301_TranThanhGiaHuy_DE180571_Presentation/SWT301_TranThanhGiaHuy_DE180571_Presentation.docx
@@ -164,6 +164,7 @@
           <w:rFonts w:hint="default" w:ascii="Calibri" w:hAnsi="Calibri" w:cs="Calibri" w:eastAsiaTheme="minorEastAsia"/>
           <w:b/>
           <w:bCs/>
+          <w:sz w:val="21"/>
           <w:szCs w:val="28"/>
           <w:highlight w:val="lightGray"/>
           <w:lang w:val="vi-VN" w:eastAsia="zh-CN" w:bidi="ar-SA"/>
@@ -198,7 +199,7 @@
         </w:p>
         <w:p>
           <w:pPr>
-            <w:pStyle w:val="9"/>
+            <w:pStyle w:val="10"/>
             <w:tabs>
               <w:tab w:val="right" w:leader="dot" w:pos="8306"/>
             </w:tabs>
@@ -323,6 +324,323 @@
             <w:rPr>
               <w:rFonts w:hint="default" w:ascii="Times New Roman" w:hAnsi="Times New Roman" w:cs="Times New Roman" w:eastAsiaTheme="minorEastAsia"/>
               <w:b/>
+              <w:bCs/>
+              <w:szCs w:val="28"/>
+              <w:highlight w:val="lightGray"/>
+              <w:lang w:val="vi-VN" w:eastAsia="zh-CN" w:bidi="ar-SA"/>
+            </w:rPr>
+            <w:fldChar w:fldCharType="end"/>
+          </w:r>
+        </w:p>
+        <w:p>
+          <w:pPr>
+            <w:pStyle w:val="11"/>
+            <w:tabs>
+              <w:tab w:val="right" w:leader="dot" w:pos="8306"/>
+            </w:tabs>
+            <w:rPr>
+              <w:rFonts w:hint="default" w:ascii="Times New Roman" w:hAnsi="Times New Roman" w:cs="Times New Roman"/>
+            </w:rPr>
+          </w:pPr>
+          <w:r>
+            <w:rPr>
+              <w:rFonts w:hint="default" w:ascii="Times New Roman" w:hAnsi="Times New Roman" w:cs="Times New Roman" w:eastAsiaTheme="minorEastAsia"/>
+              <w:bCs/>
+              <w:szCs w:val="28"/>
+              <w:highlight w:val="lightGray"/>
+              <w:lang w:val="vi-VN" w:eastAsia="zh-CN" w:bidi="ar-SA"/>
+            </w:rPr>
+            <w:fldChar w:fldCharType="begin"/>
+          </w:r>
+          <w:r>
+            <w:rPr>
+              <w:rFonts w:hint="default" w:ascii="Times New Roman" w:hAnsi="Times New Roman" w:cs="Times New Roman" w:eastAsiaTheme="minorEastAsia"/>
+              <w:bCs/>
+              <w:szCs w:val="28"/>
+              <w:highlight w:val="lightGray"/>
+              <w:lang w:val="vi-VN" w:eastAsia="zh-CN" w:bidi="ar-SA"/>
+            </w:rPr>
+            <w:instrText xml:space="preserve"> HYPERLINK \l _Toc26363 </w:instrText>
+          </w:r>
+          <w:r>
+            <w:rPr>
+              <w:rFonts w:hint="default" w:ascii="Times New Roman" w:hAnsi="Times New Roman" w:cs="Times New Roman" w:eastAsiaTheme="minorEastAsia"/>
+              <w:bCs/>
+              <w:szCs w:val="28"/>
+              <w:highlight w:val="lightGray"/>
+              <w:lang w:val="vi-VN" w:eastAsia="zh-CN" w:bidi="ar-SA"/>
+            </w:rPr>
+            <w:fldChar w:fldCharType="separate"/>
+          </w:r>
+          <w:r>
+            <w:rPr>
+              <w:rFonts w:hint="default" w:ascii="Times New Roman" w:hAnsi="Times New Roman" w:eastAsia="SimSun" w:cs="Times New Roman"/>
+              <w:bCs w:val="0"/>
+              <w:szCs w:val="36"/>
+              <w:lang w:val="vi-VN"/>
+            </w:rPr>
+            <w:t xml:space="preserve">1. </w:t>
+          </w:r>
+          <w:r>
+            <w:rPr>
+              <w:rFonts w:hint="default" w:ascii="Times New Roman" w:hAnsi="Times New Roman" w:cs="Times New Roman"/>
+              <w:szCs w:val="32"/>
+            </w:rPr>
+            <w:t>Tính năng Đăng nhập (Login)</w:t>
+          </w:r>
+          <w:r>
+            <w:rPr>
+              <w:rFonts w:hint="default" w:ascii="Times New Roman" w:hAnsi="Times New Roman" w:cs="Times New Roman"/>
+              <w:szCs w:val="32"/>
+              <w:lang w:val="vi-VN"/>
+            </w:rPr>
+            <w:t>:</w:t>
+          </w:r>
+          <w:r>
+            <w:rPr>
+              <w:rFonts w:hint="default" w:ascii="Times New Roman" w:hAnsi="Times New Roman" w:cs="Times New Roman"/>
+            </w:rPr>
+            <w:tab/>
+          </w:r>
+          <w:r>
+            <w:rPr>
+              <w:rFonts w:hint="default" w:ascii="Times New Roman" w:hAnsi="Times New Roman" w:cs="Times New Roman"/>
+            </w:rPr>
+            <w:fldChar w:fldCharType="begin"/>
+          </w:r>
+          <w:r>
+            <w:rPr>
+              <w:rFonts w:hint="default" w:ascii="Times New Roman" w:hAnsi="Times New Roman" w:cs="Times New Roman"/>
+            </w:rPr>
+            <w:instrText xml:space="preserve"> PAGEREF _Toc26363 \h </w:instrText>
+          </w:r>
+          <w:r>
+            <w:rPr>
+              <w:rFonts w:hint="default" w:ascii="Times New Roman" w:hAnsi="Times New Roman" w:cs="Times New Roman"/>
+            </w:rPr>
+            <w:fldChar w:fldCharType="separate"/>
+          </w:r>
+          <w:r>
+            <w:rPr>
+              <w:rFonts w:hint="default" w:ascii="Times New Roman" w:hAnsi="Times New Roman" w:cs="Times New Roman"/>
+            </w:rPr>
+            <w:t>1</w:t>
+          </w:r>
+          <w:r>
+            <w:rPr>
+              <w:rFonts w:hint="default" w:ascii="Times New Roman" w:hAnsi="Times New Roman" w:cs="Times New Roman"/>
+            </w:rPr>
+            <w:fldChar w:fldCharType="end"/>
+          </w:r>
+          <w:r>
+            <w:rPr>
+              <w:rFonts w:hint="default" w:ascii="Times New Roman" w:hAnsi="Times New Roman" w:cs="Times New Roman" w:eastAsiaTheme="minorEastAsia"/>
+              <w:bCs/>
+              <w:szCs w:val="28"/>
+              <w:highlight w:val="lightGray"/>
+              <w:lang w:val="vi-VN" w:eastAsia="zh-CN" w:bidi="ar-SA"/>
+            </w:rPr>
+            <w:fldChar w:fldCharType="end"/>
+          </w:r>
+        </w:p>
+        <w:p>
+          <w:pPr>
+            <w:pStyle w:val="11"/>
+            <w:tabs>
+              <w:tab w:val="right" w:leader="dot" w:pos="8306"/>
+            </w:tabs>
+            <w:rPr>
+              <w:rFonts w:hint="default" w:ascii="Times New Roman" w:hAnsi="Times New Roman" w:cs="Times New Roman"/>
+            </w:rPr>
+          </w:pPr>
+          <w:r>
+            <w:rPr>
+              <w:rFonts w:hint="default" w:ascii="Times New Roman" w:hAnsi="Times New Roman" w:cs="Times New Roman" w:eastAsiaTheme="minorEastAsia"/>
+              <w:bCs/>
+              <w:szCs w:val="28"/>
+              <w:highlight w:val="lightGray"/>
+              <w:lang w:val="vi-VN" w:eastAsia="zh-CN" w:bidi="ar-SA"/>
+            </w:rPr>
+            <w:fldChar w:fldCharType="begin"/>
+          </w:r>
+          <w:r>
+            <w:rPr>
+              <w:rFonts w:hint="default" w:ascii="Times New Roman" w:hAnsi="Times New Roman" w:cs="Times New Roman" w:eastAsiaTheme="minorEastAsia"/>
+              <w:bCs/>
+              <w:szCs w:val="28"/>
+              <w:highlight w:val="lightGray"/>
+              <w:lang w:val="vi-VN" w:eastAsia="zh-CN" w:bidi="ar-SA"/>
+            </w:rPr>
+            <w:instrText xml:space="preserve"> HYPERLINK \l _Toc4881 </w:instrText>
+          </w:r>
+          <w:r>
+            <w:rPr>
+              <w:rFonts w:hint="default" w:ascii="Times New Roman" w:hAnsi="Times New Roman" w:cs="Times New Roman" w:eastAsiaTheme="minorEastAsia"/>
+              <w:bCs/>
+              <w:szCs w:val="28"/>
+              <w:highlight w:val="lightGray"/>
+              <w:lang w:val="vi-VN" w:eastAsia="zh-CN" w:bidi="ar-SA"/>
+            </w:rPr>
+            <w:fldChar w:fldCharType="separate"/>
+          </w:r>
+          <w:r>
+            <w:rPr>
+              <w:rFonts w:hint="default" w:ascii="Times New Roman" w:hAnsi="Times New Roman" w:cs="Times New Roman"/>
+              <w:szCs w:val="36"/>
+              <w:lang w:val="vi-VN"/>
+            </w:rPr>
+            <w:t xml:space="preserve">2. </w:t>
+          </w:r>
+          <w:r>
+            <w:rPr>
+              <w:rFonts w:hint="default" w:ascii="Times New Roman" w:hAnsi="Times New Roman" w:cs="Times New Roman"/>
+              <w:lang w:val="vi-VN"/>
+            </w:rPr>
+            <w:t>Tính năng Cập nhật Hồ sơ (Update Profile):</w:t>
+          </w:r>
+          <w:r>
+            <w:rPr>
+              <w:rFonts w:hint="default" w:ascii="Times New Roman" w:hAnsi="Times New Roman" w:cs="Times New Roman"/>
+            </w:rPr>
+            <w:tab/>
+          </w:r>
+          <w:r>
+            <w:rPr>
+              <w:rFonts w:hint="default" w:ascii="Times New Roman" w:hAnsi="Times New Roman" w:cs="Times New Roman"/>
+            </w:rPr>
+            <w:fldChar w:fldCharType="begin"/>
+          </w:r>
+          <w:r>
+            <w:rPr>
+              <w:rFonts w:hint="default" w:ascii="Times New Roman" w:hAnsi="Times New Roman" w:cs="Times New Roman"/>
+            </w:rPr>
+            <w:instrText xml:space="preserve"> PAGEREF _Toc4881 \h </w:instrText>
+          </w:r>
+          <w:r>
+            <w:rPr>
+              <w:rFonts w:hint="default" w:ascii="Times New Roman" w:hAnsi="Times New Roman" w:cs="Times New Roman"/>
+            </w:rPr>
+            <w:fldChar w:fldCharType="separate"/>
+          </w:r>
+          <w:r>
+            <w:rPr>
+              <w:rFonts w:hint="default" w:ascii="Times New Roman" w:hAnsi="Times New Roman" w:cs="Times New Roman"/>
+            </w:rPr>
+            <w:t>1</w:t>
+          </w:r>
+          <w:r>
+            <w:rPr>
+              <w:rFonts w:hint="default" w:ascii="Times New Roman" w:hAnsi="Times New Roman" w:cs="Times New Roman"/>
+            </w:rPr>
+            <w:fldChar w:fldCharType="end"/>
+          </w:r>
+          <w:r>
+            <w:rPr>
+              <w:rFonts w:hint="default" w:ascii="Times New Roman" w:hAnsi="Times New Roman" w:cs="Times New Roman" w:eastAsiaTheme="minorEastAsia"/>
+              <w:bCs/>
+              <w:szCs w:val="28"/>
+              <w:highlight w:val="lightGray"/>
+              <w:lang w:val="vi-VN" w:eastAsia="zh-CN" w:bidi="ar-SA"/>
+            </w:rPr>
+            <w:fldChar w:fldCharType="end"/>
+          </w:r>
+        </w:p>
+        <w:p>
+          <w:pPr>
+            <w:pStyle w:val="11"/>
+            <w:tabs>
+              <w:tab w:val="right" w:leader="dot" w:pos="8306"/>
+            </w:tabs>
+            <w:rPr>
+              <w:rFonts w:hint="default" w:ascii="Times New Roman" w:hAnsi="Times New Roman" w:cs="Times New Roman"/>
+            </w:rPr>
+          </w:pPr>
+          <w:r>
+            <w:rPr>
+              <w:rFonts w:hint="default" w:ascii="Times New Roman" w:hAnsi="Times New Roman" w:cs="Times New Roman" w:eastAsiaTheme="minorEastAsia"/>
+              <w:bCs/>
+              <w:szCs w:val="28"/>
+              <w:highlight w:val="lightGray"/>
+              <w:lang w:val="vi-VN" w:eastAsia="zh-CN" w:bidi="ar-SA"/>
+            </w:rPr>
+            <w:fldChar w:fldCharType="begin"/>
+          </w:r>
+          <w:r>
+            <w:rPr>
+              <w:rFonts w:hint="default" w:ascii="Times New Roman" w:hAnsi="Times New Roman" w:cs="Times New Roman" w:eastAsiaTheme="minorEastAsia"/>
+              <w:bCs/>
+              <w:szCs w:val="28"/>
+              <w:highlight w:val="lightGray"/>
+              <w:lang w:val="vi-VN" w:eastAsia="zh-CN" w:bidi="ar-SA"/>
+            </w:rPr>
+            <w:instrText xml:space="preserve"> HYPERLINK \l _Toc26194 </w:instrText>
+          </w:r>
+          <w:r>
+            <w:rPr>
+              <w:rFonts w:hint="default" w:ascii="Times New Roman" w:hAnsi="Times New Roman" w:cs="Times New Roman" w:eastAsiaTheme="minorEastAsia"/>
+              <w:bCs/>
+              <w:szCs w:val="28"/>
+              <w:highlight w:val="lightGray"/>
+              <w:lang w:val="vi-VN" w:eastAsia="zh-CN" w:bidi="ar-SA"/>
+            </w:rPr>
+            <w:fldChar w:fldCharType="separate"/>
+          </w:r>
+          <w:r>
+            <w:rPr>
+              <w:rFonts w:hint="default" w:ascii="Times New Roman" w:hAnsi="Times New Roman" w:cs="Times New Roman"/>
+              <w:bCs w:val="0"/>
+              <w:szCs w:val="36"/>
+              <w:lang w:val="vi-VN"/>
+            </w:rPr>
+            <w:t xml:space="preserve">3. </w:t>
+          </w:r>
+          <w:r>
+            <w:rPr>
+              <w:rFonts w:hint="default" w:ascii="Times New Roman" w:hAnsi="Times New Roman" w:cs="Times New Roman"/>
+              <w:szCs w:val="32"/>
+              <w:lang w:val="vi-VN"/>
+            </w:rPr>
+            <w:t>Tính năng Quên mật khẩu (Forgot Password):</w:t>
+          </w:r>
+          <w:r>
+            <w:rPr>
+              <w:rFonts w:hint="default" w:ascii="Times New Roman" w:hAnsi="Times New Roman" w:cs="Times New Roman"/>
+            </w:rPr>
+            <w:tab/>
+          </w:r>
+          <w:r>
+            <w:rPr>
+              <w:rFonts w:hint="default" w:ascii="Times New Roman" w:hAnsi="Times New Roman" w:cs="Times New Roman"/>
+            </w:rPr>
+            <w:fldChar w:fldCharType="begin"/>
+          </w:r>
+          <w:r>
+            <w:rPr>
+              <w:rFonts w:hint="default" w:ascii="Times New Roman" w:hAnsi="Times New Roman" w:cs="Times New Roman"/>
+            </w:rPr>
+            <w:instrText xml:space="preserve"> PAGEREF _Toc26194 \h </w:instrText>
+          </w:r>
+          <w:r>
+            <w:rPr>
+              <w:rFonts w:hint="default" w:ascii="Times New Roman" w:hAnsi="Times New Roman" w:cs="Times New Roman"/>
+            </w:rPr>
+            <w:fldChar w:fldCharType="separate"/>
+          </w:r>
+          <w:r>
+            <w:rPr>
+              <w:rFonts w:hint="default" w:ascii="Times New Roman" w:hAnsi="Times New Roman" w:cs="Times New Roman"/>
+            </w:rPr>
+            <w:t>2</w:t>
+          </w:r>
+          <w:r>
+            <w:rPr>
+              <w:rFonts w:hint="default" w:ascii="Times New Roman" w:hAnsi="Times New Roman" w:cs="Times New Roman"/>
+            </w:rPr>
+            <w:fldChar w:fldCharType="end"/>
+          </w:r>
+          <w:r>
+            <w:rPr>
+              <w:rFonts w:hint="default" w:ascii="Times New Roman" w:hAnsi="Times New Roman" w:cs="Times New Roman" w:eastAsiaTheme="minorEastAsia"/>
               <w:bCs/>
               <w:szCs w:val="28"/>
               <w:highlight w:val="lightGray"/>
@@ -339,323 +657,6 @@
             </w:tabs>
             <w:rPr>
               <w:rFonts w:hint="default" w:ascii="Times New Roman" w:hAnsi="Times New Roman" w:cs="Times New Roman"/>
-            </w:rPr>
-          </w:pPr>
-          <w:r>
-            <w:rPr>
-              <w:rFonts w:hint="default" w:ascii="Times New Roman" w:hAnsi="Times New Roman" w:cs="Times New Roman" w:eastAsiaTheme="minorEastAsia"/>
-              <w:bCs/>
-              <w:szCs w:val="28"/>
-              <w:highlight w:val="lightGray"/>
-              <w:lang w:val="vi-VN" w:eastAsia="zh-CN" w:bidi="ar-SA"/>
-            </w:rPr>
-            <w:fldChar w:fldCharType="begin"/>
-          </w:r>
-          <w:r>
-            <w:rPr>
-              <w:rFonts w:hint="default" w:ascii="Times New Roman" w:hAnsi="Times New Roman" w:cs="Times New Roman" w:eastAsiaTheme="minorEastAsia"/>
-              <w:bCs/>
-              <w:szCs w:val="28"/>
-              <w:highlight w:val="lightGray"/>
-              <w:lang w:val="vi-VN" w:eastAsia="zh-CN" w:bidi="ar-SA"/>
-            </w:rPr>
-            <w:instrText xml:space="preserve"> HYPERLINK \l _Toc26363 </w:instrText>
-          </w:r>
-          <w:r>
-            <w:rPr>
-              <w:rFonts w:hint="default" w:ascii="Times New Roman" w:hAnsi="Times New Roman" w:cs="Times New Roman" w:eastAsiaTheme="minorEastAsia"/>
-              <w:bCs/>
-              <w:szCs w:val="28"/>
-              <w:highlight w:val="lightGray"/>
-              <w:lang w:val="vi-VN" w:eastAsia="zh-CN" w:bidi="ar-SA"/>
-            </w:rPr>
-            <w:fldChar w:fldCharType="separate"/>
-          </w:r>
-          <w:r>
-            <w:rPr>
-              <w:rFonts w:hint="default" w:ascii="Times New Roman" w:hAnsi="Times New Roman" w:eastAsia="SimSun" w:cs="Times New Roman"/>
-              <w:bCs w:val="0"/>
-              <w:szCs w:val="36"/>
-              <w:lang w:val="vi-VN"/>
-            </w:rPr>
-            <w:t xml:space="preserve">1. </w:t>
-          </w:r>
-          <w:r>
-            <w:rPr>
-              <w:rFonts w:hint="default" w:ascii="Times New Roman" w:hAnsi="Times New Roman" w:cs="Times New Roman"/>
-              <w:szCs w:val="32"/>
-            </w:rPr>
-            <w:t>Tính năng Đăng nhập (Login)</w:t>
-          </w:r>
-          <w:r>
-            <w:rPr>
-              <w:rFonts w:hint="default" w:ascii="Times New Roman" w:hAnsi="Times New Roman" w:cs="Times New Roman"/>
-              <w:szCs w:val="32"/>
-              <w:lang w:val="vi-VN"/>
-            </w:rPr>
-            <w:t>:</w:t>
-          </w:r>
-          <w:r>
-            <w:rPr>
-              <w:rFonts w:hint="default" w:ascii="Times New Roman" w:hAnsi="Times New Roman" w:cs="Times New Roman"/>
-            </w:rPr>
-            <w:tab/>
-          </w:r>
-          <w:r>
-            <w:rPr>
-              <w:rFonts w:hint="default" w:ascii="Times New Roman" w:hAnsi="Times New Roman" w:cs="Times New Roman"/>
-            </w:rPr>
-            <w:fldChar w:fldCharType="begin"/>
-          </w:r>
-          <w:r>
-            <w:rPr>
-              <w:rFonts w:hint="default" w:ascii="Times New Roman" w:hAnsi="Times New Roman" w:cs="Times New Roman"/>
-            </w:rPr>
-            <w:instrText xml:space="preserve"> PAGEREF _Toc26363 \h </w:instrText>
-          </w:r>
-          <w:r>
-            <w:rPr>
-              <w:rFonts w:hint="default" w:ascii="Times New Roman" w:hAnsi="Times New Roman" w:cs="Times New Roman"/>
-            </w:rPr>
-            <w:fldChar w:fldCharType="separate"/>
-          </w:r>
-          <w:r>
-            <w:rPr>
-              <w:rFonts w:hint="default" w:ascii="Times New Roman" w:hAnsi="Times New Roman" w:cs="Times New Roman"/>
-            </w:rPr>
-            <w:t>1</w:t>
-          </w:r>
-          <w:r>
-            <w:rPr>
-              <w:rFonts w:hint="default" w:ascii="Times New Roman" w:hAnsi="Times New Roman" w:cs="Times New Roman"/>
-            </w:rPr>
-            <w:fldChar w:fldCharType="end"/>
-          </w:r>
-          <w:r>
-            <w:rPr>
-              <w:rFonts w:hint="default" w:ascii="Times New Roman" w:hAnsi="Times New Roman" w:cs="Times New Roman" w:eastAsiaTheme="minorEastAsia"/>
-              <w:bCs/>
-              <w:szCs w:val="28"/>
-              <w:highlight w:val="lightGray"/>
-              <w:lang w:val="vi-VN" w:eastAsia="zh-CN" w:bidi="ar-SA"/>
-            </w:rPr>
-            <w:fldChar w:fldCharType="end"/>
-          </w:r>
-        </w:p>
-        <w:p>
-          <w:pPr>
-            <w:pStyle w:val="10"/>
-            <w:tabs>
-              <w:tab w:val="right" w:leader="dot" w:pos="8306"/>
-            </w:tabs>
-            <w:rPr>
-              <w:rFonts w:hint="default" w:ascii="Times New Roman" w:hAnsi="Times New Roman" w:cs="Times New Roman"/>
-            </w:rPr>
-          </w:pPr>
-          <w:r>
-            <w:rPr>
-              <w:rFonts w:hint="default" w:ascii="Times New Roman" w:hAnsi="Times New Roman" w:cs="Times New Roman" w:eastAsiaTheme="minorEastAsia"/>
-              <w:bCs/>
-              <w:szCs w:val="28"/>
-              <w:highlight w:val="lightGray"/>
-              <w:lang w:val="vi-VN" w:eastAsia="zh-CN" w:bidi="ar-SA"/>
-            </w:rPr>
-            <w:fldChar w:fldCharType="begin"/>
-          </w:r>
-          <w:r>
-            <w:rPr>
-              <w:rFonts w:hint="default" w:ascii="Times New Roman" w:hAnsi="Times New Roman" w:cs="Times New Roman" w:eastAsiaTheme="minorEastAsia"/>
-              <w:bCs/>
-              <w:szCs w:val="28"/>
-              <w:highlight w:val="lightGray"/>
-              <w:lang w:val="vi-VN" w:eastAsia="zh-CN" w:bidi="ar-SA"/>
-            </w:rPr>
-            <w:instrText xml:space="preserve"> HYPERLINK \l _Toc4881 </w:instrText>
-          </w:r>
-          <w:r>
-            <w:rPr>
-              <w:rFonts w:hint="default" w:ascii="Times New Roman" w:hAnsi="Times New Roman" w:cs="Times New Roman" w:eastAsiaTheme="minorEastAsia"/>
-              <w:bCs/>
-              <w:szCs w:val="28"/>
-              <w:highlight w:val="lightGray"/>
-              <w:lang w:val="vi-VN" w:eastAsia="zh-CN" w:bidi="ar-SA"/>
-            </w:rPr>
-            <w:fldChar w:fldCharType="separate"/>
-          </w:r>
-          <w:r>
-            <w:rPr>
-              <w:rFonts w:hint="default" w:ascii="Times New Roman" w:hAnsi="Times New Roman" w:cs="Times New Roman"/>
-              <w:szCs w:val="36"/>
-              <w:lang w:val="vi-VN"/>
-            </w:rPr>
-            <w:t xml:space="preserve">2. </w:t>
-          </w:r>
-          <w:r>
-            <w:rPr>
-              <w:rFonts w:hint="default" w:ascii="Times New Roman" w:hAnsi="Times New Roman" w:cs="Times New Roman"/>
-              <w:lang w:val="vi-VN"/>
-            </w:rPr>
-            <w:t>Tính năng Cập nhật Hồ sơ (Update Profile):</w:t>
-          </w:r>
-          <w:r>
-            <w:rPr>
-              <w:rFonts w:hint="default" w:ascii="Times New Roman" w:hAnsi="Times New Roman" w:cs="Times New Roman"/>
-            </w:rPr>
-            <w:tab/>
-          </w:r>
-          <w:r>
-            <w:rPr>
-              <w:rFonts w:hint="default" w:ascii="Times New Roman" w:hAnsi="Times New Roman" w:cs="Times New Roman"/>
-            </w:rPr>
-            <w:fldChar w:fldCharType="begin"/>
-          </w:r>
-          <w:r>
-            <w:rPr>
-              <w:rFonts w:hint="default" w:ascii="Times New Roman" w:hAnsi="Times New Roman" w:cs="Times New Roman"/>
-            </w:rPr>
-            <w:instrText xml:space="preserve"> PAGEREF _Toc4881 \h </w:instrText>
-          </w:r>
-          <w:r>
-            <w:rPr>
-              <w:rFonts w:hint="default" w:ascii="Times New Roman" w:hAnsi="Times New Roman" w:cs="Times New Roman"/>
-            </w:rPr>
-            <w:fldChar w:fldCharType="separate"/>
-          </w:r>
-          <w:r>
-            <w:rPr>
-              <w:rFonts w:hint="default" w:ascii="Times New Roman" w:hAnsi="Times New Roman" w:cs="Times New Roman"/>
-            </w:rPr>
-            <w:t>1</w:t>
-          </w:r>
-          <w:r>
-            <w:rPr>
-              <w:rFonts w:hint="default" w:ascii="Times New Roman" w:hAnsi="Times New Roman" w:cs="Times New Roman"/>
-            </w:rPr>
-            <w:fldChar w:fldCharType="end"/>
-          </w:r>
-          <w:r>
-            <w:rPr>
-              <w:rFonts w:hint="default" w:ascii="Times New Roman" w:hAnsi="Times New Roman" w:cs="Times New Roman" w:eastAsiaTheme="minorEastAsia"/>
-              <w:bCs/>
-              <w:szCs w:val="28"/>
-              <w:highlight w:val="lightGray"/>
-              <w:lang w:val="vi-VN" w:eastAsia="zh-CN" w:bidi="ar-SA"/>
-            </w:rPr>
-            <w:fldChar w:fldCharType="end"/>
-          </w:r>
-        </w:p>
-        <w:p>
-          <w:pPr>
-            <w:pStyle w:val="10"/>
-            <w:tabs>
-              <w:tab w:val="right" w:leader="dot" w:pos="8306"/>
-            </w:tabs>
-            <w:rPr>
-              <w:rFonts w:hint="default" w:ascii="Times New Roman" w:hAnsi="Times New Roman" w:cs="Times New Roman"/>
-            </w:rPr>
-          </w:pPr>
-          <w:r>
-            <w:rPr>
-              <w:rFonts w:hint="default" w:ascii="Times New Roman" w:hAnsi="Times New Roman" w:cs="Times New Roman" w:eastAsiaTheme="minorEastAsia"/>
-              <w:bCs/>
-              <w:szCs w:val="28"/>
-              <w:highlight w:val="lightGray"/>
-              <w:lang w:val="vi-VN" w:eastAsia="zh-CN" w:bidi="ar-SA"/>
-            </w:rPr>
-            <w:fldChar w:fldCharType="begin"/>
-          </w:r>
-          <w:r>
-            <w:rPr>
-              <w:rFonts w:hint="default" w:ascii="Times New Roman" w:hAnsi="Times New Roman" w:cs="Times New Roman" w:eastAsiaTheme="minorEastAsia"/>
-              <w:bCs/>
-              <w:szCs w:val="28"/>
-              <w:highlight w:val="lightGray"/>
-              <w:lang w:val="vi-VN" w:eastAsia="zh-CN" w:bidi="ar-SA"/>
-            </w:rPr>
-            <w:instrText xml:space="preserve"> HYPERLINK \l _Toc26194 </w:instrText>
-          </w:r>
-          <w:r>
-            <w:rPr>
-              <w:rFonts w:hint="default" w:ascii="Times New Roman" w:hAnsi="Times New Roman" w:cs="Times New Roman" w:eastAsiaTheme="minorEastAsia"/>
-              <w:bCs/>
-              <w:szCs w:val="28"/>
-              <w:highlight w:val="lightGray"/>
-              <w:lang w:val="vi-VN" w:eastAsia="zh-CN" w:bidi="ar-SA"/>
-            </w:rPr>
-            <w:fldChar w:fldCharType="separate"/>
-          </w:r>
-          <w:r>
-            <w:rPr>
-              <w:rFonts w:hint="default" w:ascii="Times New Roman" w:hAnsi="Times New Roman" w:cs="Times New Roman"/>
-              <w:bCs w:val="0"/>
-              <w:szCs w:val="36"/>
-              <w:lang w:val="vi-VN"/>
-            </w:rPr>
-            <w:t xml:space="preserve">3. </w:t>
-          </w:r>
-          <w:r>
-            <w:rPr>
-              <w:rFonts w:hint="default" w:ascii="Times New Roman" w:hAnsi="Times New Roman" w:cs="Times New Roman"/>
-              <w:szCs w:val="32"/>
-              <w:lang w:val="vi-VN"/>
-            </w:rPr>
-            <w:t>Tính năng Quên mật khẩu (Forgot Password):</w:t>
-          </w:r>
-          <w:r>
-            <w:rPr>
-              <w:rFonts w:hint="default" w:ascii="Times New Roman" w:hAnsi="Times New Roman" w:cs="Times New Roman"/>
-            </w:rPr>
-            <w:tab/>
-          </w:r>
-          <w:r>
-            <w:rPr>
-              <w:rFonts w:hint="default" w:ascii="Times New Roman" w:hAnsi="Times New Roman" w:cs="Times New Roman"/>
-            </w:rPr>
-            <w:fldChar w:fldCharType="begin"/>
-          </w:r>
-          <w:r>
-            <w:rPr>
-              <w:rFonts w:hint="default" w:ascii="Times New Roman" w:hAnsi="Times New Roman" w:cs="Times New Roman"/>
-            </w:rPr>
-            <w:instrText xml:space="preserve"> PAGEREF _Toc26194 \h </w:instrText>
-          </w:r>
-          <w:r>
-            <w:rPr>
-              <w:rFonts w:hint="default" w:ascii="Times New Roman" w:hAnsi="Times New Roman" w:cs="Times New Roman"/>
-            </w:rPr>
-            <w:fldChar w:fldCharType="separate"/>
-          </w:r>
-          <w:r>
-            <w:rPr>
-              <w:rFonts w:hint="default" w:ascii="Times New Roman" w:hAnsi="Times New Roman" w:cs="Times New Roman"/>
-            </w:rPr>
-            <w:t>2</w:t>
-          </w:r>
-          <w:r>
-            <w:rPr>
-              <w:rFonts w:hint="default" w:ascii="Times New Roman" w:hAnsi="Times New Roman" w:cs="Times New Roman"/>
-            </w:rPr>
-            <w:fldChar w:fldCharType="end"/>
-          </w:r>
-          <w:r>
-            <w:rPr>
-              <w:rFonts w:hint="default" w:ascii="Times New Roman" w:hAnsi="Times New Roman" w:cs="Times New Roman" w:eastAsiaTheme="minorEastAsia"/>
-              <w:bCs/>
-              <w:szCs w:val="28"/>
-              <w:highlight w:val="lightGray"/>
-              <w:lang w:val="vi-VN" w:eastAsia="zh-CN" w:bidi="ar-SA"/>
-            </w:rPr>
-            <w:fldChar w:fldCharType="end"/>
-          </w:r>
-        </w:p>
-        <w:p>
-          <w:pPr>
-            <w:pStyle w:val="9"/>
-            <w:tabs>
-              <w:tab w:val="right" w:leader="dot" w:pos="8306"/>
-            </w:tabs>
-            <w:rPr>
-              <w:rFonts w:hint="default" w:ascii="Times New Roman" w:hAnsi="Times New Roman" w:cs="Times New Roman"/>
               <w:b/>
             </w:rPr>
           </w:pPr>
@@ -755,7 +756,7 @@
         </w:p>
         <w:p>
           <w:pPr>
-            <w:pStyle w:val="10"/>
+            <w:pStyle w:val="11"/>
             <w:tabs>
               <w:tab w:val="right" w:leader="dot" w:pos="8306"/>
             </w:tabs>
@@ -857,7 +858,7 @@
         </w:p>
         <w:p>
           <w:pPr>
-            <w:pStyle w:val="10"/>
+            <w:pStyle w:val="11"/>
             <w:tabs>
               <w:tab w:val="right" w:leader="dot" w:pos="8306"/>
             </w:tabs>
@@ -952,7 +953,7 @@
         </w:p>
         <w:p>
           <w:pPr>
-            <w:pStyle w:val="10"/>
+            <w:pStyle w:val="11"/>
             <w:tabs>
               <w:tab w:val="right" w:leader="dot" w:pos="8306"/>
             </w:tabs>
@@ -1047,7 +1048,7 @@
         </w:p>
         <w:p>
           <w:pPr>
-            <w:pStyle w:val="10"/>
+            <w:pStyle w:val="11"/>
             <w:tabs>
               <w:tab w:val="right" w:leader="dot" w:pos="8306"/>
             </w:tabs>
@@ -1192,10 +1193,10 @@
           <w:lang w:val="vi-VN"/>
         </w:rPr>
       </w:pPr>
-      <w:bookmarkStart w:id="0" w:name="_Toc18350"/>
-      <w:bookmarkStart w:id="1" w:name="_Toc6534"/>
-      <w:bookmarkStart w:id="2" w:name="_Toc8209"/>
-      <w:bookmarkStart w:id="3" w:name="_Toc7812"/>
+      <w:bookmarkStart w:id="0" w:name="_Toc8209"/>
+      <w:bookmarkStart w:id="1" w:name="_Toc7812"/>
+      <w:bookmarkStart w:id="2" w:name="_Toc6534"/>
+      <w:bookmarkStart w:id="3" w:name="_Toc18350"/>
       <w:r>
         <w:t>PHẦN 1: TỔNG QUAN</w:t>
       </w:r>
@@ -1228,9 +1229,9 @@
           <w:lang w:val="vi-VN"/>
         </w:rPr>
       </w:pPr>
-      <w:bookmarkStart w:id="4" w:name="_Toc28670"/>
-      <w:bookmarkStart w:id="5" w:name="_Toc10885"/>
-      <w:bookmarkStart w:id="6" w:name="_Toc26363"/>
+      <w:bookmarkStart w:id="4" w:name="_Toc10885"/>
+      <w:bookmarkStart w:id="5" w:name="_Toc26363"/>
+      <w:bookmarkStart w:id="6" w:name="_Toc28670"/>
       <w:r>
         <w:rPr>
           <w:rFonts w:hint="default"/>
@@ -1948,8 +1949,8 @@
         </w:rPr>
       </w:pPr>
       <w:bookmarkStart w:id="10" w:name="_Toc2992"/>
-      <w:bookmarkStart w:id="11" w:name="_Toc19516"/>
-      <w:bookmarkStart w:id="12" w:name="_Toc26194"/>
+      <w:bookmarkStart w:id="11" w:name="_Toc26194"/>
+      <w:bookmarkStart w:id="12" w:name="_Toc19516"/>
       <w:r>
         <w:rPr>
           <w:rFonts w:hint="default"/>
@@ -2215,7 +2216,7 @@
       <w:pPr>
         <w:ind w:firstLine="235"/>
         <w:rPr>
-          <w:rStyle w:val="11"/>
+          <w:rStyle w:val="12"/>
           <w:rFonts w:hint="default"/>
         </w:rPr>
       </w:pPr>
@@ -2224,16 +2225,16 @@
       <w:pPr>
         <w:ind w:firstLine="235"/>
         <w:rPr>
-          <w:rStyle w:val="11"/>
+          <w:rStyle w:val="12"/>
           <w:rFonts w:hint="default"/>
         </w:rPr>
       </w:pPr>
     </w:p>
     <w:p>
       <w:pPr>
-        <w:ind w:firstLine="235"/>
-        <w:rPr>
-          <w:rStyle w:val="11"/>
+        <w:pStyle w:val="2"/>
+        <w:bidi w:val="0"/>
+        <w:rPr>
           <w:rFonts w:hint="default"/>
         </w:rPr>
       </w:pPr>
@@ -2241,7 +2242,6 @@
       <w:bookmarkStart w:id="14" w:name="_Toc28211"/>
       <w:r>
         <w:rPr>
-          <w:rStyle w:val="11"/>
           <w:rFonts w:hint="default"/>
         </w:rPr>
         <w:t>PHẦN 2: KỊCH BẢN KIỂM THỬ (TEST CASES)</w:t>
@@ -2342,6 +2342,7 @@
             <w:insideH w:val="none" w:color="auto" w:sz="0" w:space="0"/>
             <w:insideV w:val="none" w:color="auto" w:sz="0" w:space="0"/>
           </w:tblBorders>
+          <w:shd w:val="clear" w:color="auto" w:fill="auto"/>
           <w:tblCellMar>
             <w:top w:w="0" w:type="dxa"/>
             <w:left w:w="0" w:type="dxa"/>
@@ -2706,6 +2707,7 @@
             <w:insideH w:val="none" w:color="auto" w:sz="0" w:space="0"/>
             <w:insideV w:val="none" w:color="auto" w:sz="0" w:space="0"/>
           </w:tblBorders>
+          <w:shd w:val="clear" w:color="auto" w:fill="auto"/>
           <w:tblCellMar>
             <w:top w:w="0" w:type="dxa"/>
             <w:left w:w="0" w:type="dxa"/>
@@ -2955,6 +2957,7 @@
             <w:insideH w:val="none" w:color="auto" w:sz="0" w:space="0"/>
             <w:insideV w:val="none" w:color="auto" w:sz="0" w:space="0"/>
           </w:tblBorders>
+          <w:shd w:val="clear" w:color="auto" w:fill="auto"/>
           <w:tblCellMar>
             <w:top w:w="0" w:type="dxa"/>
             <w:left w:w="0" w:type="dxa"/>
@@ -3203,6 +3206,7 @@
             <w:insideH w:val="none" w:color="auto" w:sz="0" w:space="0"/>
             <w:insideV w:val="none" w:color="auto" w:sz="0" w:space="0"/>
           </w:tblBorders>
+          <w:shd w:val="clear" w:color="auto" w:fill="auto"/>
           <w:tblCellMar>
             <w:top w:w="0" w:type="dxa"/>
             <w:left w:w="0" w:type="dxa"/>
@@ -3451,6 +3455,7 @@
             <w:insideH w:val="none" w:color="auto" w:sz="0" w:space="0"/>
             <w:insideV w:val="none" w:color="auto" w:sz="0" w:space="0"/>
           </w:tblBorders>
+          <w:shd w:val="clear" w:color="auto" w:fill="auto"/>
           <w:tblCellMar>
             <w:top w:w="0" w:type="dxa"/>
             <w:left w:w="0" w:type="dxa"/>
@@ -3699,6 +3704,7 @@
             <w:insideH w:val="none" w:color="auto" w:sz="0" w:space="0"/>
             <w:insideV w:val="none" w:color="auto" w:sz="0" w:space="0"/>
           </w:tblBorders>
+          <w:shd w:val="clear" w:color="auto" w:fill="auto"/>
           <w:tblCellMar>
             <w:top w:w="0" w:type="dxa"/>
             <w:left w:w="0" w:type="dxa"/>
@@ -3947,6 +3953,7 @@
             <w:insideH w:val="none" w:color="auto" w:sz="0" w:space="0"/>
             <w:insideV w:val="none" w:color="auto" w:sz="0" w:space="0"/>
           </w:tblBorders>
+          <w:shd w:val="clear" w:color="auto" w:fill="auto"/>
           <w:tblCellMar>
             <w:top w:w="0" w:type="dxa"/>
             <w:left w:w="0" w:type="dxa"/>
@@ -4195,6 +4202,7 @@
             <w:insideH w:val="none" w:color="auto" w:sz="0" w:space="0"/>
             <w:insideV w:val="none" w:color="auto" w:sz="0" w:space="0"/>
           </w:tblBorders>
+          <w:shd w:val="clear" w:color="auto" w:fill="auto"/>
           <w:tblCellMar>
             <w:top w:w="0" w:type="dxa"/>
             <w:left w:w="0" w:type="dxa"/>
@@ -4443,6 +4451,7 @@
             <w:insideH w:val="none" w:color="auto" w:sz="0" w:space="0"/>
             <w:insideV w:val="none" w:color="auto" w:sz="0" w:space="0"/>
           </w:tblBorders>
+          <w:shd w:val="clear" w:color="auto" w:fill="auto"/>
           <w:tblCellMar>
             <w:top w:w="0" w:type="dxa"/>
             <w:left w:w="0" w:type="dxa"/>
@@ -4691,6 +4700,7 @@
             <w:insideH w:val="none" w:color="auto" w:sz="0" w:space="0"/>
             <w:insideV w:val="none" w:color="auto" w:sz="0" w:space="0"/>
           </w:tblBorders>
+          <w:shd w:val="clear" w:color="auto" w:fill="auto"/>
           <w:tblCellMar>
             <w:top w:w="0" w:type="dxa"/>
             <w:left w:w="0" w:type="dxa"/>
@@ -4939,6 +4949,7 @@
             <w:insideH w:val="none" w:color="auto" w:sz="0" w:space="0"/>
             <w:insideV w:val="none" w:color="auto" w:sz="0" w:space="0"/>
           </w:tblBorders>
+          <w:shd w:val="clear" w:color="auto" w:fill="auto"/>
           <w:tblCellMar>
             <w:top w:w="0" w:type="dxa"/>
             <w:left w:w="0" w:type="dxa"/>
@@ -5187,6 +5198,7 @@
             <w:insideH w:val="none" w:color="auto" w:sz="0" w:space="0"/>
             <w:insideV w:val="none" w:color="auto" w:sz="0" w:space="0"/>
           </w:tblBorders>
+          <w:shd w:val="clear" w:color="auto" w:fill="auto"/>
           <w:tblCellMar>
             <w:top w:w="0" w:type="dxa"/>
             <w:left w:w="0" w:type="dxa"/>
@@ -5435,6 +5447,7 @@
             <w:insideH w:val="none" w:color="auto" w:sz="0" w:space="0"/>
             <w:insideV w:val="none" w:color="auto" w:sz="0" w:space="0"/>
           </w:tblBorders>
+          <w:shd w:val="clear" w:color="auto" w:fill="auto"/>
           <w:tblCellMar>
             <w:top w:w="0" w:type="dxa"/>
             <w:left w:w="0" w:type="dxa"/>
@@ -5678,7 +5691,7 @@
       <w:pPr>
         <w:ind w:firstLine="235"/>
         <w:rPr>
-          <w:rStyle w:val="11"/>
+          <w:rStyle w:val="12"/>
           <w:rFonts w:hint="default"/>
           <w:lang w:val="vi-VN"/>
         </w:rPr>
@@ -5688,7 +5701,7 @@
       <w:pPr>
         <w:ind w:firstLine="235"/>
         <w:rPr>
-          <w:rStyle w:val="11"/>
+          <w:rStyle w:val="12"/>
           <w:rFonts w:hint="default"/>
           <w:lang w:val="vi-VN"/>
         </w:rPr>
@@ -5770,6 +5783,7 @@
             <w:insideH w:val="none" w:color="auto" w:sz="0" w:space="0"/>
             <w:insideV w:val="none" w:color="auto" w:sz="0" w:space="0"/>
           </w:tblBorders>
+          <w:shd w:val="clear" w:color="auto" w:fill="auto"/>
           <w:tblCellMar>
             <w:top w:w="0" w:type="dxa"/>
             <w:left w:w="0" w:type="dxa"/>
@@ -6116,6 +6130,7 @@
             <w:insideH w:val="none" w:color="auto" w:sz="0" w:space="0"/>
             <w:insideV w:val="none" w:color="auto" w:sz="0" w:space="0"/>
           </w:tblBorders>
+          <w:shd w:val="clear" w:color="auto" w:fill="auto"/>
           <w:tblCellMar>
             <w:top w:w="0" w:type="dxa"/>
             <w:left w:w="0" w:type="dxa"/>
@@ -6364,6 +6379,7 @@
             <w:insideH w:val="none" w:color="auto" w:sz="0" w:space="0"/>
             <w:insideV w:val="none" w:color="auto" w:sz="0" w:space="0"/>
           </w:tblBorders>
+          <w:shd w:val="clear" w:color="auto" w:fill="auto"/>
           <w:tblCellMar>
             <w:top w:w="0" w:type="dxa"/>
             <w:left w:w="0" w:type="dxa"/>
@@ -6612,6 +6628,7 @@
             <w:insideH w:val="none" w:color="auto" w:sz="0" w:space="0"/>
             <w:insideV w:val="none" w:color="auto" w:sz="0" w:space="0"/>
           </w:tblBorders>
+          <w:shd w:val="clear" w:color="auto" w:fill="auto"/>
           <w:tblCellMar>
             <w:top w:w="0" w:type="dxa"/>
             <w:left w:w="0" w:type="dxa"/>
@@ -6860,6 +6877,7 @@
             <w:insideH w:val="none" w:color="auto" w:sz="0" w:space="0"/>
             <w:insideV w:val="none" w:color="auto" w:sz="0" w:space="0"/>
           </w:tblBorders>
+          <w:shd w:val="clear" w:color="auto" w:fill="auto"/>
           <w:tblCellMar>
             <w:top w:w="0" w:type="dxa"/>
             <w:left w:w="0" w:type="dxa"/>
@@ -7103,7 +7121,7 @@
       <w:pPr>
         <w:ind w:firstLine="235"/>
         <w:rPr>
-          <w:rStyle w:val="11"/>
+          <w:rStyle w:val="12"/>
           <w:rFonts w:hint="default"/>
           <w:lang w:val="vi-VN"/>
         </w:rPr>
@@ -7778,6 +7796,7 @@
             <w:insideH w:val="none" w:color="auto" w:sz="0" w:space="0"/>
             <w:insideV w:val="none" w:color="auto" w:sz="0" w:space="0"/>
           </w:tblBorders>
+          <w:shd w:val="clear" w:color="auto" w:fill="auto"/>
           <w:tblCellMar>
             <w:top w:w="0" w:type="dxa"/>
             <w:left w:w="0" w:type="dxa"/>
@@ -8522,6 +8541,7 @@
             <w:insideH w:val="none" w:color="auto" w:sz="0" w:space="0"/>
             <w:insideV w:val="none" w:color="auto" w:sz="0" w:space="0"/>
           </w:tblBorders>
+          <w:shd w:val="clear" w:color="auto" w:fill="auto"/>
           <w:tblCellMar>
             <w:top w:w="0" w:type="dxa"/>
             <w:left w:w="0" w:type="dxa"/>
@@ -8770,6 +8790,7 @@
             <w:insideH w:val="none" w:color="auto" w:sz="0" w:space="0"/>
             <w:insideV w:val="none" w:color="auto" w:sz="0" w:space="0"/>
           </w:tblBorders>
+          <w:shd w:val="clear" w:color="auto" w:fill="auto"/>
           <w:tblCellMar>
             <w:top w:w="0" w:type="dxa"/>
             <w:left w:w="0" w:type="dxa"/>
@@ -9018,6 +9039,13 @@
             <w:insideH w:val="none" w:color="auto" w:sz="0" w:space="0"/>
             <w:insideV w:val="none" w:color="auto" w:sz="0" w:space="0"/>
           </w:tblBorders>
+          <w:shd w:val="clear" w:color="auto" w:fill="auto"/>
+          <w:tblCellMar>
+            <w:top w:w="0" w:type="dxa"/>
+            <w:left w:w="0" w:type="dxa"/>
+            <w:bottom w:w="0" w:type="dxa"/>
+            <w:right w:w="0" w:type="dxa"/>
+          </w:tblCellMar>
         </w:tblPrEx>
         <w:trPr>
           <w:trHeight w:val="797" w:hRule="atLeast"/>
@@ -9260,6 +9288,7 @@
             <w:insideH w:val="none" w:color="auto" w:sz="0" w:space="0"/>
             <w:insideV w:val="none" w:color="auto" w:sz="0" w:space="0"/>
           </w:tblBorders>
+          <w:shd w:val="clear" w:color="auto" w:fill="auto"/>
           <w:tblCellMar>
             <w:top w:w="0" w:type="dxa"/>
             <w:left w:w="0" w:type="dxa"/>
@@ -9508,6 +9537,7 @@
             <w:insideH w:val="none" w:color="auto" w:sz="0" w:space="0"/>
             <w:insideV w:val="none" w:color="auto" w:sz="0" w:space="0"/>
           </w:tblBorders>
+          <w:shd w:val="clear" w:color="auto" w:fill="auto"/>
           <w:tblCellMar>
             <w:top w:w="0" w:type="dxa"/>
             <w:left w:w="0" w:type="dxa"/>
@@ -9999,7 +10029,7 @@
       <w:pPr>
         <w:ind w:firstLine="235"/>
         <w:rPr>
-          <w:rStyle w:val="11"/>
+          <w:rStyle w:val="12"/>
           <w:rFonts w:hint="default"/>
           <w:lang w:val="vi-VN"/>
         </w:rPr>
@@ -10009,7 +10039,7 @@
       <w:pPr>
         <w:ind w:firstLine="235"/>
         <w:rPr>
-          <w:rStyle w:val="11"/>
+          <w:rStyle w:val="12"/>
           <w:rFonts w:hint="default"/>
           <w:lang w:val="vi-VN"/>
         </w:rPr>
@@ -10043,6 +10073,55 @@
       <w:bookmarkEnd w:id="21"/>
       <w:bookmarkStart w:id="22" w:name="_GoBack"/>
       <w:bookmarkEnd w:id="22"/>
+    </w:p>
+    <w:p>
+      <w:pPr>
+        <w:rPr>
+          <w:rFonts w:hint="default" w:ascii="Times New Roman" w:hAnsi="Times New Roman" w:cs="Times New Roman"/>
+          <w:lang w:val="vi-VN"/>
+        </w:rPr>
+      </w:pPr>
+      <w:r>
+        <w:rPr>
+          <w:rFonts w:hint="default" w:ascii="Times New Roman" w:hAnsi="Times New Roman" w:eastAsia="SimSun" w:cs="Times New Roman"/>
+          <w:sz w:val="24"/>
+          <w:szCs w:val="24"/>
+        </w:rPr>
+        <w:fldChar w:fldCharType="begin"/>
+      </w:r>
+      <w:r>
+        <w:rPr>
+          <w:rFonts w:hint="default" w:ascii="Times New Roman" w:hAnsi="Times New Roman" w:eastAsia="SimSun" w:cs="Times New Roman"/>
+          <w:sz w:val="24"/>
+          <w:szCs w:val="24"/>
+        </w:rPr>
+        <w:instrText xml:space="preserve"> HYPERLINK "https://github.com/huyttde12/SWT301_TranThanhGiaHuy_DE180571_Presentation/tree/main/SWT301_TranThanhGiaHuy_DE180571_Presentation" </w:instrText>
+      </w:r>
+      <w:r>
+        <w:rPr>
+          <w:rFonts w:hint="default" w:ascii="Times New Roman" w:hAnsi="Times New Roman" w:eastAsia="SimSun" w:cs="Times New Roman"/>
+          <w:sz w:val="24"/>
+          <w:szCs w:val="24"/>
+        </w:rPr>
+        <w:fldChar w:fldCharType="separate"/>
+      </w:r>
+      <w:r>
+        <w:rPr>
+          <w:rStyle w:val="6"/>
+          <w:rFonts w:hint="default" w:ascii="Times New Roman" w:hAnsi="Times New Roman" w:eastAsia="SimSun" w:cs="Times New Roman"/>
+          <w:sz w:val="24"/>
+          <w:szCs w:val="24"/>
+        </w:rPr>
+        <w:t>SWT301_TranThanhGiaHuy_DE180571_Presentation/SWT301_TranThanhGiaHuy_DE180571_Presentation at main · huyttde12/SWT301_TranThanhGiaHuy_DE180571_Presentation</w:t>
+      </w:r>
+      <w:r>
+        <w:rPr>
+          <w:rFonts w:hint="default" w:ascii="Times New Roman" w:hAnsi="Times New Roman" w:eastAsia="SimSun" w:cs="Times New Roman"/>
+          <w:sz w:val="24"/>
+          <w:szCs w:val="24"/>
+        </w:rPr>
+        <w:fldChar w:fldCharType="end"/>
+      </w:r>
     </w:p>
     <w:sectPr>
       <w:pgSz w:w="11906" w:h="16838"/>
@@ -10352,7 +10431,7 @@
     <w:name w:val="heading 1"/>
     <w:basedOn w:val="1"/>
     <w:next w:val="1"/>
-    <w:link w:val="11"/>
+    <w:link w:val="12"/>
     <w:qFormat/>
     <w:uiPriority w:val="0"/>
     <w:pPr>
@@ -10409,14 +10488,23 @@
       </w:tblCellMar>
     </w:tblPr>
   </w:style>
-  <w:style w:type="paragraph" w:styleId="6">
+  <w:style w:type="character" w:styleId="6">
+    <w:name w:val="Hyperlink"/>
+    <w:basedOn w:val="4"/>
+    <w:uiPriority w:val="0"/>
+    <w:rPr>
+      <w:color w:val="0000FF"/>
+      <w:u w:val="single"/>
+    </w:rPr>
+  </w:style>
+  <w:style w:type="paragraph" w:styleId="7">
     <w:name w:val="toc 1"/>
     <w:basedOn w:val="1"/>
     <w:next w:val="1"/>
     <w:qFormat/>
     <w:uiPriority w:val="0"/>
   </w:style>
-  <w:style w:type="paragraph" w:styleId="7">
+  <w:style w:type="paragraph" w:styleId="8">
     <w:name w:val="toc 2"/>
     <w:basedOn w:val="1"/>
     <w:next w:val="1"/>
@@ -10426,7 +10514,7 @@
       <w:ind w:left="420" w:leftChars="200"/>
     </w:pPr>
   </w:style>
-  <w:style w:type="paragraph" w:styleId="8">
+  <w:style w:type="paragraph" w:styleId="9">
     <w:name w:val="toc 4"/>
     <w:basedOn w:val="1"/>
     <w:next w:val="1"/>
@@ -10436,7 +10524,7 @@
       <w:ind w:left="1260" w:leftChars="600"/>
     </w:pPr>
   </w:style>
-  <w:style w:type="paragraph" w:customStyle="1" w:styleId="9">
+  <w:style w:type="paragraph" w:customStyle="1" w:styleId="10">
     <w:name w:val="WPSOffice手动目录 1"/>
     <w:uiPriority w:val="0"/>
     <w:pPr>
@@ -10448,7 +10536,7 @@
       <w:szCs w:val="20"/>
     </w:rPr>
   </w:style>
-  <w:style w:type="paragraph" w:customStyle="1" w:styleId="10">
+  <w:style w:type="paragraph" w:customStyle="1" w:styleId="11">
     <w:name w:val="WPSOffice手动目录 2"/>
     <w:uiPriority w:val="0"/>
     <w:pPr>
@@ -10460,7 +10548,7 @@
       <w:szCs w:val="20"/>
     </w:rPr>
   </w:style>
-  <w:style w:type="character" w:customStyle="1" w:styleId="11">
+  <w:style w:type="character" w:customStyle="1" w:styleId="12">
     <w:name w:val="Heading 1 Char"/>
     <w:link w:val="2"/>
     <w:uiPriority w:val="0"/>
